--- a/strict-ooxml-core/tests/strict/strict-stage5.docx
+++ b/strict-ooxml-core/tests/strict/strict-stage5.docx
@@ -168,6 +168,7 @@
       <w:headerReference w:type="default" r:id="rIdHeader1"/>
       <w:headerReference w:type="even" r:id="rIdHeader2"/>
       <w:footerReference w:type="default" r:id="rIdFooter1"/>
+      <w:docGrid w:type="lines" w:linePitch="360"/>
       <w:titlePg/>
     </w:sectPr>
   </w:body>
@@ -261,11 +262,17 @@
       <w:start w:val="1"/>
       <w:numFmt w:val="decimal"/>
       <w:lvlText w:val="%1."/>
+      <w:pPr>
+        <w:ind w:start="720" w:hanging="360"/>
+      </w:pPr>
     </w:lvl>
     <w:lvl w:ilvl="1">
       <w:start w:val="1"/>
       <w:numFmt w:val="decimal"/>
       <w:lvlText w:val="%1.%2"/>
+      <w:pPr>
+        <w:ind w:start="1440" w:hanging="360"/>
+      </w:pPr>
     </w:lvl>
   </w:abstractNum>
   <w:num w:numId="1">

--- a/strict-ooxml-core/tests/strict/strict-stage5.docx
+++ b/strict-ooxml-core/tests/strict/strict-stage5.docx
@@ -48,7 +48,7 @@
     </w:p>
     <w:tbl>
       <w:tblPr>
-        <w:tblW w:w="8000" w:type="dxa"/>
+        <w:tblW w:w="400pt" w:type="dxa"/>
       </w:tblPr>
       <w:tblGrid>
         <w:gridCol w:w="2666"/>
@@ -163,13 +163,13 @@
       </w:r>
     </w:p>
     <w:sectPr>
-      <w:pgSz w:w="12240" w:h="15840"/>
-      <w:pgMar w:top="1440" w:right="1440" w:bottom="1440" w:left="1440" w:header="720" w:footer="720"/>
       <w:headerReference w:type="default" r:id="rIdHeader1"/>
       <w:headerReference w:type="even" r:id="rIdHeader2"/>
       <w:footerReference w:type="default" r:id="rIdFooter1"/>
+      <w:pgSz w:w="12240" w:h="15840"/>
+      <w:pgMar w:top="1440" w:right="1440" w:bottom="1440" w:left="1440" w:header="720" w:footer="720" w:gutter="0"/>
+      <w:titlePg/>
       <w:docGrid w:type="lines" w:linePitch="360"/>
-      <w:titlePg/>
     </w:sectPr>
   </w:body>
 </w:document>
@@ -325,12 +325,70 @@
     <a:fontScheme name="Office">
       <a:majorFont>
         <a:latin typeface="Cambria"/>
+        <a:ea typeface=""/>
+        <a:cs typeface=""/>
       </a:majorFont>
       <a:minorFont>
         <a:latin typeface="Calibri"/>
+        <a:ea typeface=""/>
+        <a:cs typeface=""/>
       </a:minorFont>
     </a:fontScheme>
-    <a:fmtScheme name="Office"/>
+    <a:fmtScheme name="Office">
+      <a:fillStyleLst>
+        <a:solidFill>
+          <a:schemeClr val="phClr"/>
+        </a:solidFill>
+        <a:solidFill>
+          <a:schemeClr val="phClr"/>
+        </a:solidFill>
+        <a:solidFill>
+          <a:schemeClr val="phClr"/>
+        </a:solidFill>
+      </a:fillStyleLst>
+      <a:lnStyleLst>
+        <a:ln w="9525" cap="flat" cmpd="sng" algn="ctr">
+          <a:solidFill>
+            <a:schemeClr val="phClr"/>
+          </a:solidFill>
+          <a:prstDash/>
+        </a:ln>
+        <a:ln w="25400" cap="flat" cmpd="sng" algn="ctr">
+          <a:solidFill>
+            <a:schemeClr val="phClr"/>
+          </a:solidFill>
+          <a:prstDash/>
+        </a:ln>
+        <a:ln w="38100" cap="flat" cmpd="sng" algn="ctr">
+          <a:solidFill>
+            <a:schemeClr val="phClr"/>
+          </a:solidFill>
+          <a:prstDash/>
+        </a:ln>
+      </a:lnStyleLst>
+      <a:effectStyleLst>
+        <a:effectStyle>
+          <a:effectLst/>
+        </a:effectStyle>
+        <a:effectStyle>
+          <a:effectLst/>
+        </a:effectStyle>
+        <a:effectStyle>
+          <a:effectLst/>
+        </a:effectStyle>
+      </a:effectStyleLst>
+      <a:bgFillStyleLst>
+        <a:solidFill>
+          <a:schemeClr val="phClr"/>
+        </a:solidFill>
+        <a:solidFill>
+          <a:schemeClr val="phClr"/>
+        </a:solidFill>
+        <a:solidFill>
+          <a:schemeClr val="phClr"/>
+        </a:solidFill>
+      </a:bgFillStyleLst>
+    </a:fmtScheme>
   </a:themeElements>
 </a:theme>
 </file>